--- a/zaini_case_audit_output/outputs/word/documents/003_اقرار من الوالدة عاتقة توكيل الثعلي في الدعوى 42824717 ضد اسامة زيني ـ 04-03-144.docx
+++ b/zaini_case_audit_output/outputs/word/documents/003_اقرار من الوالدة عاتقة توكيل الثعلي في الدعوى 42824717 ضد اسامة زيني ـ 04-03-144.docx
@@ -182,7 +182,7 @@
           <w:b w:val="0"/>
           <w:i w:val="0"/>
         </w:rPr>
-        <w:t>أسامھ بن احمد بن عبا</w:t>
+        <w:t>ابع نب دمحا نب ھماسأ</w:t>
       </w:r>
     </w:p>
     <w:p>
@@ -195,7 +195,7 @@
           <w:b w:val="0"/>
           <w:i w:val="0"/>
         </w:rPr>
-        <w:t>أسامھ بن احمد بن عبا</w:t>
+        <w:t>ابع نب دمحا نب ھماسأ</w:t>
       </w:r>
     </w:p>
     <w:sectPr>

--- a/zaini_case_audit_output/outputs/word/documents/003_اقرار من الوالدة عاتقة توكيل الثعلي في الدعوى 42824717 ضد اسامة زيني ـ 04-03-144.docx
+++ b/zaini_case_audit_output/outputs/word/documents/003_اقرار من الوالدة عاتقة توكيل الثعلي في الدعوى 42824717 ضد اسامة زيني ـ 04-03-144.docx
@@ -182,7 +182,7 @@
           <w:b w:val="0"/>
           <w:i w:val="0"/>
         </w:rPr>
-        <w:t>ابع نب دمحا نب ھماسأ</w:t>
+        <w:t>أسامھ بن احمد بن عبا</w:t>
       </w:r>
     </w:p>
     <w:p>
@@ -195,7 +195,7 @@
           <w:b w:val="0"/>
           <w:i w:val="0"/>
         </w:rPr>
-        <w:t>ابع نب دمحا نب ھماسأ</w:t>
+        <w:t>أسامھ بن احمد بن عبا</w:t>
       </w:r>
     </w:p>
     <w:sectPr>
